--- a/Articles/2026/3_DaVinci_Tips_and_Tricks/8_How_to_Copy_and_Paste_Keyframes_in_DaVinci_Resolve_on_Edit_Page/SEO for DaVinci.docx
+++ b/Articles/2026/3_DaVinci_Tips_and_Tricks/8_How_to_Copy_and_Paste_Keyframes_in_DaVinci_Resolve_on_Edit_Page/SEO for DaVinci.docx
@@ -19,13 +19,10 @@
         <w:t>" content="</w:t>
       </w:r>
       <w:r>
-        <w:t xml:space="preserve">1 </w:t>
-      </w:r>
-      <w:r>
-        <w:t>What is DaVinci?</w:t>
-      </w:r>
-      <w:r>
-        <w:t xml:space="preserve"> "&gt;</w:t>
+        <w:t>8 How to Copy and Paste Keyframes in DaVinci Resolve on Edit Page</w:t>
+      </w:r>
+      <w:r>
+        <w:t>"&gt;</w:t>
       </w:r>
     </w:p>
     <w:p/>
@@ -80,14 +77,9 @@
       <w:r>
         <w:t xml:space="preserve"> </w:t>
       </w:r>
-      <w:bookmarkStart w:id="1" w:name="_Hlk229118841"/>
-      <w:r>
-        <w:t>DaVinci, Movie Maker, Editing tool</w:t>
-      </w:r>
-      <w:r>
-        <w:t xml:space="preserve"> </w:t>
-      </w:r>
-      <w:bookmarkEnd w:id="1"/>
+      <w:r>
+        <w:t>DaVinci Resolve keyframes, copy keyframes Resolve, paste keyframes Resolve, Edit page animation, Resolve transform animation, DaVinci Resolve tutorial, beginner Resolve tutorial, animate images Resolve, Resolve keyframe panel, Resolve position animation, Resolve timeline animation, Resolve how to animate, DaVinci Resolve editing tips, Resolve motion tutorial, Resolve copy paste animation, Resolve keyframe guide, Resolve image animation, Resolve beginner guide, Resolve how to use keyframes</w:t>
+      </w:r>
       <w:r>
         <w:t>"/&gt;</w:t>
       </w:r>
@@ -110,28 +102,7 @@
         <w:t>" content="</w:t>
       </w:r>
       <w:r>
-        <w:rPr>
-          <w:highlight w:val="yellow"/>
-        </w:rPr>
-        <w:t xml:space="preserve">This </w:t>
-      </w:r>
-      <w:r>
-        <w:t xml:space="preserve">is our first article in a new series of </w:t>
-      </w:r>
-      <w:r>
-        <w:t>DaVinci</w:t>
-      </w:r>
-      <w:r>
-        <w:t>, where we will be introducing you to it</w:t>
-      </w:r>
-      <w:r>
-        <w:t>.</w:t>
-      </w:r>
-      <w:r>
-        <w:t xml:space="preserve"> We will be starting off with a number of simple Tips and Tricks that you can use while using this DaVinci, movie maker software.</w:t>
-      </w:r>
-      <w:r>
-        <w:t xml:space="preserve"> </w:t>
+        <w:t>Learn how to copy and paste keyframes in DaVinci Resolve’s Edit page using images and transform controls. A simple beginner tutorial for smooth, repeatable animation.</w:t>
       </w:r>
       <w:r>
         <w:t>"/&gt;</w:t>
@@ -231,7 +202,13 @@
         <w:t>" content="</w:t>
       </w:r>
       <w:r>
-        <w:t>May 8, 2026</w:t>
+        <w:t xml:space="preserve">May </w:t>
+      </w:r>
+      <w:r>
+        <w:t>19</w:t>
+      </w:r>
+      <w:r>
+        <w:t>, 2026</w:t>
       </w:r>
       <w:r>
         <w:t>" /&gt;</w:t>
@@ -1364,7 +1341,6 @@
   <w:style w:type="character" w:default="1" w:styleId="DefaultParagraphFont">
     <w:name w:val="Default Paragraph Font"/>
     <w:uiPriority w:val="1"/>
-    <w:semiHidden/>
     <w:unhideWhenUsed/>
   </w:style>
   <w:style w:type="table" w:default="1" w:styleId="TableNormal">

--- a/Articles/2026/3_DaVinci_Tips_and_Tricks/8_How_to_Copy_and_Paste_Keyframes_in_DaVinci_Resolve_on_Edit_Page/SEO for DaVinci.docx
+++ b/Articles/2026/3_DaVinci_Tips_and_Tricks/8_How_to_Copy_and_Paste_Keyframes_in_DaVinci_Resolve_on_Edit_Page/SEO for DaVinci.docx
@@ -205,7 +205,7 @@
         <w:t xml:space="preserve">May </w:t>
       </w:r>
       <w:r>
-        <w:t>19</w:t>
+        <w:t>21</w:t>
       </w:r>
       <w:r>
         <w:t>, 2026</w:t>
@@ -245,7 +245,7 @@
         <w:t xml:space="preserve"> Enlightenment</w:t>
       </w:r>
       <w:r>
-        <w:t>/Articles/2026/3_DaVinci_Tips_and_Tricks/1_What_is_DaVinci/1_What_Is_DaVinci.html</w:t>
+        <w:t>/Articles/2026/3_DaVinci_Tips_and_Tricks/8_How_to_Copy_and_Paste_Keyframes_in_DaVinci_Resolve_on_Edit_Page/8_How_to_Copy_and_Paste_Keyframes_in_DaVinci_Resolve_on_Edit_Page.html</w:t>
       </w:r>
       <w:r>
         <w:t>"&gt;</w:t>
@@ -1341,6 +1341,7 @@
   <w:style w:type="character" w:default="1" w:styleId="DefaultParagraphFont">
     <w:name w:val="Default Paragraph Font"/>
     <w:uiPriority w:val="1"/>
+    <w:semiHidden/>
     <w:unhideWhenUsed/>
   </w:style>
   <w:style w:type="table" w:default="1" w:styleId="TableNormal">
